--- a/2026_Б_ПІ_ПЗПІ_22_8_Бурейко_Н_М.docx
+++ b/2026_Б_ПІ_ПЗПІ_22_8_Бурейко_Н_М.docx
@@ -8927,6 +8927,7 @@
         <w:rPr>
           <w:sz w:val="28"/>
           <w:szCs w:val="28"/>
+          <w:lang w:val="ru-RU"/>
         </w:rPr>
       </w:pPr>
       <w:r>
@@ -8935,7 +8936,201 @@
           <w:szCs w:val="28"/>
         </w:rPr>
         <w:lastRenderedPageBreak/>
-        <w:t>RLS (Row Level Security) — механізм безпеки на рівні рядків таблиці бази даних PostgreSQL.</w:t>
+        <w:t>RLS</w:t>
+      </w:r>
+      <w:r>
+        <w:rPr>
+          <w:sz w:val="28"/>
+          <w:szCs w:val="28"/>
+          <w:lang w:val="ru-RU"/>
+        </w:rPr>
+        <w:t xml:space="preserve"> (</w:t>
+      </w:r>
+      <w:r>
+        <w:rPr>
+          <w:sz w:val="28"/>
+          <w:szCs w:val="28"/>
+        </w:rPr>
+        <w:t>Row</w:t>
+      </w:r>
+      <w:r>
+        <w:rPr>
+          <w:sz w:val="28"/>
+          <w:szCs w:val="28"/>
+          <w:lang w:val="ru-RU"/>
+        </w:rPr>
+        <w:t xml:space="preserve"> </w:t>
+      </w:r>
+      <w:r>
+        <w:rPr>
+          <w:sz w:val="28"/>
+          <w:szCs w:val="28"/>
+        </w:rPr>
+        <w:t>Level</w:t>
+      </w:r>
+      <w:r>
+        <w:rPr>
+          <w:sz w:val="28"/>
+          <w:szCs w:val="28"/>
+          <w:lang w:val="ru-RU"/>
+        </w:rPr>
+        <w:t xml:space="preserve"> </w:t>
+      </w:r>
+      <w:r>
+        <w:rPr>
+          <w:sz w:val="28"/>
+          <w:szCs w:val="28"/>
+        </w:rPr>
+        <w:t>Security</w:t>
+      </w:r>
+      <w:r>
+        <w:rPr>
+          <w:sz w:val="28"/>
+          <w:szCs w:val="28"/>
+          <w:lang w:val="ru-RU"/>
+        </w:rPr>
+        <w:t xml:space="preserve">) — </w:t>
+      </w:r>
+      <w:proofErr w:type="spellStart"/>
+      <w:r>
+        <w:rPr>
+          <w:sz w:val="28"/>
+          <w:szCs w:val="28"/>
+          <w:lang w:val="ru-RU"/>
+        </w:rPr>
+        <w:t>механізм</w:t>
+      </w:r>
+      <w:proofErr w:type="spellEnd"/>
+      <w:r>
+        <w:rPr>
+          <w:sz w:val="28"/>
+          <w:szCs w:val="28"/>
+          <w:lang w:val="ru-RU"/>
+        </w:rPr>
+        <w:t xml:space="preserve"> </w:t>
+      </w:r>
+      <w:proofErr w:type="spellStart"/>
+      <w:r>
+        <w:rPr>
+          <w:sz w:val="28"/>
+          <w:szCs w:val="28"/>
+          <w:lang w:val="ru-RU"/>
+        </w:rPr>
+        <w:t>безпеки</w:t>
+      </w:r>
+      <w:proofErr w:type="spellEnd"/>
+      <w:r>
+        <w:rPr>
+          <w:sz w:val="28"/>
+          <w:szCs w:val="28"/>
+          <w:lang w:val="ru-RU"/>
+        </w:rPr>
+        <w:t xml:space="preserve"> на </w:t>
+      </w:r>
+      <w:proofErr w:type="spellStart"/>
+      <w:r>
+        <w:rPr>
+          <w:sz w:val="28"/>
+          <w:szCs w:val="28"/>
+          <w:lang w:val="ru-RU"/>
+        </w:rPr>
+        <w:t>рівні</w:t>
+      </w:r>
+      <w:proofErr w:type="spellEnd"/>
+      <w:r>
+        <w:rPr>
+          <w:sz w:val="28"/>
+          <w:szCs w:val="28"/>
+          <w:lang w:val="ru-RU"/>
+        </w:rPr>
+        <w:t xml:space="preserve"> </w:t>
+      </w:r>
+      <w:proofErr w:type="spellStart"/>
+      <w:r>
+        <w:rPr>
+          <w:sz w:val="28"/>
+          <w:szCs w:val="28"/>
+          <w:lang w:val="ru-RU"/>
+        </w:rPr>
+        <w:t>рядків</w:t>
+      </w:r>
+      <w:proofErr w:type="spellEnd"/>
+      <w:r>
+        <w:rPr>
+          <w:sz w:val="28"/>
+          <w:szCs w:val="28"/>
+          <w:lang w:val="ru-RU"/>
+        </w:rPr>
+        <w:t xml:space="preserve"> </w:t>
+      </w:r>
+      <w:proofErr w:type="spellStart"/>
+      <w:r>
+        <w:rPr>
+          <w:sz w:val="28"/>
+          <w:szCs w:val="28"/>
+          <w:lang w:val="ru-RU"/>
+        </w:rPr>
+        <w:t>таблиці</w:t>
+      </w:r>
+      <w:proofErr w:type="spellEnd"/>
+      <w:r>
+        <w:rPr>
+          <w:sz w:val="28"/>
+          <w:szCs w:val="28"/>
+          <w:lang w:val="ru-RU"/>
+        </w:rPr>
+        <w:t xml:space="preserve"> </w:t>
+      </w:r>
+      <w:proofErr w:type="spellStart"/>
+      <w:r>
+        <w:rPr>
+          <w:sz w:val="28"/>
+          <w:szCs w:val="28"/>
+          <w:lang w:val="ru-RU"/>
+        </w:rPr>
+        <w:t>бази</w:t>
+      </w:r>
+      <w:proofErr w:type="spellEnd"/>
+      <w:r>
+        <w:rPr>
+          <w:sz w:val="28"/>
+          <w:szCs w:val="28"/>
+          <w:lang w:val="ru-RU"/>
+        </w:rPr>
+        <w:t xml:space="preserve"> </w:t>
+      </w:r>
+      <w:proofErr w:type="spellStart"/>
+      <w:r>
+        <w:rPr>
+          <w:sz w:val="28"/>
+          <w:szCs w:val="28"/>
+          <w:lang w:val="ru-RU"/>
+        </w:rPr>
+        <w:t>даних</w:t>
+      </w:r>
+      <w:proofErr w:type="spellEnd"/>
+      <w:r>
+        <w:rPr>
+          <w:sz w:val="28"/>
+          <w:szCs w:val="28"/>
+          <w:lang w:val="ru-RU"/>
+        </w:rPr>
+        <w:t xml:space="preserve"> </w:t>
+      </w:r>
+      <w:r>
+        <w:rPr>
+          <w:sz w:val="28"/>
+          <w:szCs w:val="28"/>
+        </w:rPr>
+        <w:t>PostgreSQL</w:t>
+      </w:r>
+      <w:r>
+        <w:rPr>
+          <w:sz w:val="28"/>
+          <w:szCs w:val="28"/>
+          <w:lang w:val="ru-RU"/>
+        </w:rPr>
+        <w:t>.</w:t>
       </w:r>
     </w:p>
     <w:p>
@@ -8946,14 +9141,212 @@
         <w:rPr>
           <w:sz w:val="28"/>
           <w:szCs w:val="28"/>
+          <w:lang w:val="ru-RU"/>
         </w:rPr>
       </w:pPr>
-      <w:r>
-        <w:rPr>
-          <w:sz w:val="28"/>
-          <w:szCs w:val="28"/>
-        </w:rPr>
-        <w:t>BaaS (Backend-as-a-Service) — модель, за якою серверна інфраструктура надається як хмарний сервіс (Supabase).</w:t>
+      <w:proofErr w:type="spellStart"/>
+      <w:r>
+        <w:rPr>
+          <w:sz w:val="28"/>
+          <w:szCs w:val="28"/>
+        </w:rPr>
+        <w:t>BaaS</w:t>
+      </w:r>
+      <w:proofErr w:type="spellEnd"/>
+      <w:r>
+        <w:rPr>
+          <w:sz w:val="28"/>
+          <w:szCs w:val="28"/>
+          <w:lang w:val="ru-RU"/>
+        </w:rPr>
+        <w:t xml:space="preserve"> (</w:t>
+      </w:r>
+      <w:r>
+        <w:rPr>
+          <w:sz w:val="28"/>
+          <w:szCs w:val="28"/>
+        </w:rPr>
+        <w:t>Backend</w:t>
+      </w:r>
+      <w:r>
+        <w:rPr>
+          <w:sz w:val="28"/>
+          <w:szCs w:val="28"/>
+          <w:lang w:val="ru-RU"/>
+        </w:rPr>
+        <w:t>-</w:t>
+      </w:r>
+      <w:proofErr w:type="spellStart"/>
+      <w:r>
+        <w:rPr>
+          <w:sz w:val="28"/>
+          <w:szCs w:val="28"/>
+        </w:rPr>
+        <w:t>as</w:t>
+      </w:r>
+      <w:proofErr w:type="spellEnd"/>
+      <w:r>
+        <w:rPr>
+          <w:sz w:val="28"/>
+          <w:szCs w:val="28"/>
+          <w:lang w:val="ru-RU"/>
+        </w:rPr>
+        <w:t>-</w:t>
+      </w:r>
+      <w:r>
+        <w:rPr>
+          <w:sz w:val="28"/>
+          <w:szCs w:val="28"/>
+        </w:rPr>
+        <w:t>a</w:t>
+      </w:r>
+      <w:r>
+        <w:rPr>
+          <w:sz w:val="28"/>
+          <w:szCs w:val="28"/>
+          <w:lang w:val="ru-RU"/>
+        </w:rPr>
+        <w:t>-</w:t>
+      </w:r>
+      <w:r>
+        <w:rPr>
+          <w:sz w:val="28"/>
+          <w:szCs w:val="28"/>
+        </w:rPr>
+        <w:t>Service</w:t>
+      </w:r>
+      <w:r>
+        <w:rPr>
+          <w:sz w:val="28"/>
+          <w:szCs w:val="28"/>
+          <w:lang w:val="ru-RU"/>
+        </w:rPr>
+        <w:t xml:space="preserve">) — модель, за </w:t>
+      </w:r>
+      <w:proofErr w:type="spellStart"/>
+      <w:r>
+        <w:rPr>
+          <w:sz w:val="28"/>
+          <w:szCs w:val="28"/>
+          <w:lang w:val="ru-RU"/>
+        </w:rPr>
+        <w:t>якою</w:t>
+      </w:r>
+      <w:proofErr w:type="spellEnd"/>
+      <w:r>
+        <w:rPr>
+          <w:sz w:val="28"/>
+          <w:szCs w:val="28"/>
+          <w:lang w:val="ru-RU"/>
+        </w:rPr>
+        <w:t xml:space="preserve"> </w:t>
+      </w:r>
+      <w:proofErr w:type="spellStart"/>
+      <w:r>
+        <w:rPr>
+          <w:sz w:val="28"/>
+          <w:szCs w:val="28"/>
+          <w:lang w:val="ru-RU"/>
+        </w:rPr>
+        <w:t>серверна</w:t>
+      </w:r>
+      <w:proofErr w:type="spellEnd"/>
+      <w:r>
+        <w:rPr>
+          <w:sz w:val="28"/>
+          <w:szCs w:val="28"/>
+          <w:lang w:val="ru-RU"/>
+        </w:rPr>
+        <w:t xml:space="preserve"> </w:t>
+      </w:r>
+      <w:proofErr w:type="spellStart"/>
+      <w:r>
+        <w:rPr>
+          <w:sz w:val="28"/>
+          <w:szCs w:val="28"/>
+          <w:lang w:val="ru-RU"/>
+        </w:rPr>
+        <w:t>інфраструктура</w:t>
+      </w:r>
+      <w:proofErr w:type="spellEnd"/>
+      <w:r>
+        <w:rPr>
+          <w:sz w:val="28"/>
+          <w:szCs w:val="28"/>
+          <w:lang w:val="ru-RU"/>
+        </w:rPr>
+        <w:t xml:space="preserve"> </w:t>
+      </w:r>
+      <w:proofErr w:type="spellStart"/>
+      <w:r>
+        <w:rPr>
+          <w:sz w:val="28"/>
+          <w:szCs w:val="28"/>
+          <w:lang w:val="ru-RU"/>
+        </w:rPr>
+        <w:t>надається</w:t>
+      </w:r>
+      <w:proofErr w:type="spellEnd"/>
+      <w:r>
+        <w:rPr>
+          <w:sz w:val="28"/>
+          <w:szCs w:val="28"/>
+          <w:lang w:val="ru-RU"/>
+        </w:rPr>
+        <w:t xml:space="preserve"> як </w:t>
+      </w:r>
+      <w:proofErr w:type="spellStart"/>
+      <w:r>
+        <w:rPr>
+          <w:sz w:val="28"/>
+          <w:szCs w:val="28"/>
+          <w:lang w:val="ru-RU"/>
+        </w:rPr>
+        <w:t>хмарний</w:t>
+      </w:r>
+      <w:proofErr w:type="spellEnd"/>
+      <w:r>
+        <w:rPr>
+          <w:sz w:val="28"/>
+          <w:szCs w:val="28"/>
+          <w:lang w:val="ru-RU"/>
+        </w:rPr>
+        <w:t xml:space="preserve"> </w:t>
+      </w:r>
+      <w:proofErr w:type="spellStart"/>
+      <w:r>
+        <w:rPr>
+          <w:sz w:val="28"/>
+          <w:szCs w:val="28"/>
+          <w:lang w:val="ru-RU"/>
+        </w:rPr>
+        <w:t>сервіс</w:t>
+      </w:r>
+      <w:proofErr w:type="spellEnd"/>
+      <w:r>
+        <w:rPr>
+          <w:sz w:val="28"/>
+          <w:szCs w:val="28"/>
+          <w:lang w:val="ru-RU"/>
+        </w:rPr>
+        <w:t xml:space="preserve"> (</w:t>
+      </w:r>
+      <w:proofErr w:type="spellStart"/>
+      <w:r>
+        <w:rPr>
+          <w:sz w:val="28"/>
+          <w:szCs w:val="28"/>
+        </w:rPr>
+        <w:t>Supabase</w:t>
+      </w:r>
+      <w:proofErr w:type="spellEnd"/>
+      <w:r>
+        <w:rPr>
+          <w:sz w:val="28"/>
+          <w:szCs w:val="28"/>
+          <w:lang w:val="ru-RU"/>
+        </w:rPr>
+        <w:t>).</w:t>
       </w:r>
     </w:p>
     <w:p>
@@ -8964,6 +9357,7 @@
         <w:rPr>
           <w:sz w:val="28"/>
           <w:szCs w:val="28"/>
+          <w:lang w:val="ru-RU"/>
         </w:rPr>
       </w:pPr>
       <w:r>
@@ -8971,7 +9365,183 @@
           <w:sz w:val="28"/>
           <w:szCs w:val="28"/>
         </w:rPr>
-        <w:t>CRUD — операції створення, читання, оновлення та видалення даних (Create, Read, Update, Delete).</w:t>
+        <w:t>CRUD</w:t>
+      </w:r>
+      <w:r>
+        <w:rPr>
+          <w:sz w:val="28"/>
+          <w:szCs w:val="28"/>
+          <w:lang w:val="ru-RU"/>
+        </w:rPr>
+        <w:t xml:space="preserve"> — </w:t>
+      </w:r>
+      <w:proofErr w:type="spellStart"/>
+      <w:r>
+        <w:rPr>
+          <w:sz w:val="28"/>
+          <w:szCs w:val="28"/>
+          <w:lang w:val="ru-RU"/>
+        </w:rPr>
+        <w:t>операції</w:t>
+      </w:r>
+      <w:proofErr w:type="spellEnd"/>
+      <w:r>
+        <w:rPr>
+          <w:sz w:val="28"/>
+          <w:szCs w:val="28"/>
+          <w:lang w:val="ru-RU"/>
+        </w:rPr>
+        <w:t xml:space="preserve"> </w:t>
+      </w:r>
+      <w:proofErr w:type="spellStart"/>
+      <w:r>
+        <w:rPr>
+          <w:sz w:val="28"/>
+          <w:szCs w:val="28"/>
+          <w:lang w:val="ru-RU"/>
+        </w:rPr>
+        <w:t>створення</w:t>
+      </w:r>
+      <w:proofErr w:type="spellEnd"/>
+      <w:r>
+        <w:rPr>
+          <w:sz w:val="28"/>
+          <w:szCs w:val="28"/>
+          <w:lang w:val="ru-RU"/>
+        </w:rPr>
+        <w:t xml:space="preserve">, </w:t>
+      </w:r>
+      <w:proofErr w:type="spellStart"/>
+      <w:r>
+        <w:rPr>
+          <w:sz w:val="28"/>
+          <w:szCs w:val="28"/>
+          <w:lang w:val="ru-RU"/>
+        </w:rPr>
+        <w:t>читання</w:t>
+      </w:r>
+      <w:proofErr w:type="spellEnd"/>
+      <w:r>
+        <w:rPr>
+          <w:sz w:val="28"/>
+          <w:szCs w:val="28"/>
+          <w:lang w:val="ru-RU"/>
+        </w:rPr>
+        <w:t xml:space="preserve">, </w:t>
+      </w:r>
+      <w:proofErr w:type="spellStart"/>
+      <w:r>
+        <w:rPr>
+          <w:sz w:val="28"/>
+          <w:szCs w:val="28"/>
+          <w:lang w:val="ru-RU"/>
+        </w:rPr>
+        <w:t>оновлення</w:t>
+      </w:r>
+      <w:proofErr w:type="spellEnd"/>
+      <w:r>
+        <w:rPr>
+          <w:sz w:val="28"/>
+          <w:szCs w:val="28"/>
+          <w:lang w:val="ru-RU"/>
+        </w:rPr>
+        <w:t xml:space="preserve"> та </w:t>
+      </w:r>
+      <w:proofErr w:type="spellStart"/>
+      <w:r>
+        <w:rPr>
+          <w:sz w:val="28"/>
+          <w:szCs w:val="28"/>
+          <w:lang w:val="ru-RU"/>
+        </w:rPr>
+        <w:t>видалення</w:t>
+      </w:r>
+      <w:proofErr w:type="spellEnd"/>
+      <w:r>
+        <w:rPr>
+          <w:sz w:val="28"/>
+          <w:szCs w:val="28"/>
+          <w:lang w:val="ru-RU"/>
+        </w:rPr>
+        <w:t xml:space="preserve"> </w:t>
+      </w:r>
+      <w:proofErr w:type="spellStart"/>
+      <w:r>
+        <w:rPr>
+          <w:sz w:val="28"/>
+          <w:szCs w:val="28"/>
+          <w:lang w:val="ru-RU"/>
+        </w:rPr>
+        <w:t>даних</w:t>
+      </w:r>
+      <w:proofErr w:type="spellEnd"/>
+      <w:r>
+        <w:rPr>
+          <w:sz w:val="28"/>
+          <w:szCs w:val="28"/>
+          <w:lang w:val="ru-RU"/>
+        </w:rPr>
+        <w:t xml:space="preserve"> (</w:t>
+      </w:r>
+      <w:r>
+        <w:rPr>
+          <w:sz w:val="28"/>
+          <w:szCs w:val="28"/>
+        </w:rPr>
+        <w:t>Create</w:t>
+      </w:r>
+      <w:r>
+        <w:rPr>
+          <w:sz w:val="28"/>
+          <w:szCs w:val="28"/>
+          <w:lang w:val="ru-RU"/>
+        </w:rPr>
+        <w:t xml:space="preserve">, </w:t>
+      </w:r>
+      <w:r>
+        <w:rPr>
+          <w:sz w:val="28"/>
+          <w:szCs w:val="28"/>
+        </w:rPr>
+        <w:t>Read</w:t>
+      </w:r>
+      <w:r>
+        <w:rPr>
+          <w:sz w:val="28"/>
+          <w:szCs w:val="28"/>
+          <w:lang w:val="ru-RU"/>
+        </w:rPr>
+        <w:t xml:space="preserve">, </w:t>
+      </w:r>
+      <w:r>
+        <w:rPr>
+          <w:sz w:val="28"/>
+          <w:szCs w:val="28"/>
+        </w:rPr>
+        <w:t>Update</w:t>
+      </w:r>
+      <w:r>
+        <w:rPr>
+          <w:sz w:val="28"/>
+          <w:szCs w:val="28"/>
+          <w:lang w:val="ru-RU"/>
+        </w:rPr>
+        <w:t xml:space="preserve">, </w:t>
+      </w:r>
+      <w:r>
+        <w:rPr>
+          <w:sz w:val="28"/>
+          <w:szCs w:val="28"/>
+        </w:rPr>
+        <w:t>Delete</w:t>
+      </w:r>
+      <w:r>
+        <w:rPr>
+          <w:sz w:val="28"/>
+          <w:szCs w:val="28"/>
+          <w:lang w:val="ru-RU"/>
+        </w:rPr>
+        <w:t>).</w:t>
       </w:r>
     </w:p>
     <w:p>
@@ -28959,30 +29529,24 @@
         <w:rPr>
           <w:sz w:val="28"/>
           <w:szCs w:val="28"/>
+          <w:lang w:val="ru-RU"/>
         </w:rPr>
       </w:pPr>
-      <w:proofErr w:type="spellStart"/>
-      <w:r>
-        <w:rPr>
-          <w:sz w:val="28"/>
-          <w:szCs w:val="28"/>
+      <w:r>
+        <w:rPr>
+          <w:sz w:val="28"/>
+          <w:szCs w:val="28"/>
+          <w:lang w:val="ru-RU"/>
         </w:rPr>
         <w:lastRenderedPageBreak/>
-        <w:t>Модуль</w:t>
-      </w:r>
-      <w:proofErr w:type="spellEnd"/>
-      <w:r>
-        <w:rPr>
-          <w:sz w:val="28"/>
-          <w:szCs w:val="28"/>
-        </w:rPr>
-        <w:t xml:space="preserve"> </w:t>
-      </w:r>
-      <w:proofErr w:type="spellStart"/>
-      <w:r>
-        <w:rPr>
-          <w:sz w:val="28"/>
-          <w:szCs w:val="28"/>
+        <w:t xml:space="preserve">Модуль </w:t>
+      </w:r>
+      <w:proofErr w:type="spellStart"/>
+      <w:r>
+        <w:rPr>
+          <w:sz w:val="28"/>
+          <w:szCs w:val="28"/>
+          <w:lang w:val="ru-RU"/>
         </w:rPr>
         <w:t>соціальної</w:t>
       </w:r>
@@ -28991,14 +29555,16 @@
         <w:rPr>
           <w:sz w:val="28"/>
           <w:szCs w:val="28"/>
-        </w:rPr>
-        <w:t xml:space="preserve"> </w:t>
-      </w:r>
-      <w:proofErr w:type="spellStart"/>
-      <w:r>
-        <w:rPr>
-          <w:sz w:val="28"/>
-          <w:szCs w:val="28"/>
+          <w:lang w:val="ru-RU"/>
+        </w:rPr>
+        <w:t xml:space="preserve"> </w:t>
+      </w:r>
+      <w:proofErr w:type="spellStart"/>
+      <w:r>
+        <w:rPr>
+          <w:sz w:val="28"/>
+          <w:szCs w:val="28"/>
+          <w:lang w:val="ru-RU"/>
         </w:rPr>
         <w:t>функціональності</w:t>
       </w:r>
@@ -29007,14 +29573,16 @@
         <w:rPr>
           <w:sz w:val="28"/>
           <w:szCs w:val="28"/>
-        </w:rPr>
-        <w:t xml:space="preserve"> </w:t>
-      </w:r>
-      <w:proofErr w:type="spellStart"/>
-      <w:r>
-        <w:rPr>
-          <w:sz w:val="28"/>
-          <w:szCs w:val="28"/>
+          <w:lang w:val="ru-RU"/>
+        </w:rPr>
+        <w:t xml:space="preserve"> </w:t>
+      </w:r>
+      <w:proofErr w:type="spellStart"/>
+      <w:r>
+        <w:rPr>
+          <w:sz w:val="28"/>
+          <w:szCs w:val="28"/>
+          <w:lang w:val="ru-RU"/>
         </w:rPr>
         <w:t>відповідає</w:t>
       </w:r>
@@ -29023,8 +29591,336 @@
         <w:rPr>
           <w:sz w:val="28"/>
           <w:szCs w:val="28"/>
-        </w:rPr>
-        <w:t xml:space="preserve"> за автентифікацію (класичну та через Google OAuth2), керування профілями, соціальну взаємодію (рейтинги, коментарі), модерацію контенту через систему скарг, адміністративну панель, імпорт даних (CSV/XLSX/TXT) та інтернаціоналізацію інтерфейсу.</w:t>
+          <w:lang w:val="ru-RU"/>
+        </w:rPr>
+        <w:t xml:space="preserve"> за </w:t>
+      </w:r>
+      <w:proofErr w:type="spellStart"/>
+      <w:r>
+        <w:rPr>
+          <w:sz w:val="28"/>
+          <w:szCs w:val="28"/>
+          <w:lang w:val="ru-RU"/>
+        </w:rPr>
+        <w:t>автентифікацію</w:t>
+      </w:r>
+      <w:proofErr w:type="spellEnd"/>
+      <w:r>
+        <w:rPr>
+          <w:sz w:val="28"/>
+          <w:szCs w:val="28"/>
+          <w:lang w:val="ru-RU"/>
+        </w:rPr>
+        <w:t xml:space="preserve"> (</w:t>
+      </w:r>
+      <w:proofErr w:type="spellStart"/>
+      <w:r>
+        <w:rPr>
+          <w:sz w:val="28"/>
+          <w:szCs w:val="28"/>
+          <w:lang w:val="ru-RU"/>
+        </w:rPr>
+        <w:t>класичну</w:t>
+      </w:r>
+      <w:proofErr w:type="spellEnd"/>
+      <w:r>
+        <w:rPr>
+          <w:sz w:val="28"/>
+          <w:szCs w:val="28"/>
+          <w:lang w:val="ru-RU"/>
+        </w:rPr>
+        <w:t xml:space="preserve"> та через </w:t>
+      </w:r>
+      <w:r>
+        <w:rPr>
+          <w:sz w:val="28"/>
+          <w:szCs w:val="28"/>
+        </w:rPr>
+        <w:t>Google</w:t>
+      </w:r>
+      <w:r>
+        <w:rPr>
+          <w:sz w:val="28"/>
+          <w:szCs w:val="28"/>
+          <w:lang w:val="ru-RU"/>
+        </w:rPr>
+        <w:t xml:space="preserve"> </w:t>
+      </w:r>
+      <w:r>
+        <w:rPr>
+          <w:sz w:val="28"/>
+          <w:szCs w:val="28"/>
+        </w:rPr>
+        <w:t>OAuth</w:t>
+      </w:r>
+      <w:r>
+        <w:rPr>
+          <w:sz w:val="28"/>
+          <w:szCs w:val="28"/>
+          <w:lang w:val="ru-RU"/>
+        </w:rPr>
+        <w:t xml:space="preserve">2), </w:t>
+      </w:r>
+      <w:proofErr w:type="spellStart"/>
+      <w:r>
+        <w:rPr>
+          <w:sz w:val="28"/>
+          <w:szCs w:val="28"/>
+          <w:lang w:val="ru-RU"/>
+        </w:rPr>
+        <w:t>керування</w:t>
+      </w:r>
+      <w:proofErr w:type="spellEnd"/>
+      <w:r>
+        <w:rPr>
+          <w:sz w:val="28"/>
+          <w:szCs w:val="28"/>
+          <w:lang w:val="ru-RU"/>
+        </w:rPr>
+        <w:t xml:space="preserve"> </w:t>
+      </w:r>
+      <w:proofErr w:type="spellStart"/>
+      <w:r>
+        <w:rPr>
+          <w:sz w:val="28"/>
+          <w:szCs w:val="28"/>
+          <w:lang w:val="ru-RU"/>
+        </w:rPr>
+        <w:t>профілями</w:t>
+      </w:r>
+      <w:proofErr w:type="spellEnd"/>
+      <w:r>
+        <w:rPr>
+          <w:sz w:val="28"/>
+          <w:szCs w:val="28"/>
+          <w:lang w:val="ru-RU"/>
+        </w:rPr>
+        <w:t xml:space="preserve">, </w:t>
+      </w:r>
+      <w:proofErr w:type="spellStart"/>
+      <w:r>
+        <w:rPr>
+          <w:sz w:val="28"/>
+          <w:szCs w:val="28"/>
+          <w:lang w:val="ru-RU"/>
+        </w:rPr>
+        <w:t>соціальну</w:t>
+      </w:r>
+      <w:proofErr w:type="spellEnd"/>
+      <w:r>
+        <w:rPr>
+          <w:sz w:val="28"/>
+          <w:szCs w:val="28"/>
+          <w:lang w:val="ru-RU"/>
+        </w:rPr>
+        <w:t xml:space="preserve"> </w:t>
+      </w:r>
+      <w:proofErr w:type="spellStart"/>
+      <w:r>
+        <w:rPr>
+          <w:sz w:val="28"/>
+          <w:szCs w:val="28"/>
+          <w:lang w:val="ru-RU"/>
+        </w:rPr>
+        <w:t>взаємодію</w:t>
+      </w:r>
+      <w:proofErr w:type="spellEnd"/>
+      <w:r>
+        <w:rPr>
+          <w:sz w:val="28"/>
+          <w:szCs w:val="28"/>
+          <w:lang w:val="ru-RU"/>
+        </w:rPr>
+        <w:t xml:space="preserve"> (рейтинги, </w:t>
+      </w:r>
+      <w:proofErr w:type="spellStart"/>
+      <w:r>
+        <w:rPr>
+          <w:sz w:val="28"/>
+          <w:szCs w:val="28"/>
+          <w:lang w:val="ru-RU"/>
+        </w:rPr>
+        <w:t>коментарі</w:t>
+      </w:r>
+      <w:proofErr w:type="spellEnd"/>
+      <w:r>
+        <w:rPr>
+          <w:sz w:val="28"/>
+          <w:szCs w:val="28"/>
+          <w:lang w:val="ru-RU"/>
+        </w:rPr>
+        <w:t xml:space="preserve">), </w:t>
+      </w:r>
+      <w:proofErr w:type="spellStart"/>
+      <w:r>
+        <w:rPr>
+          <w:sz w:val="28"/>
+          <w:szCs w:val="28"/>
+          <w:lang w:val="ru-RU"/>
+        </w:rPr>
+        <w:t>модерацію</w:t>
+      </w:r>
+      <w:proofErr w:type="spellEnd"/>
+      <w:r>
+        <w:rPr>
+          <w:sz w:val="28"/>
+          <w:szCs w:val="28"/>
+          <w:lang w:val="ru-RU"/>
+        </w:rPr>
+        <w:t xml:space="preserve"> контенту через систему </w:t>
+      </w:r>
+      <w:proofErr w:type="spellStart"/>
+      <w:r>
+        <w:rPr>
+          <w:sz w:val="28"/>
+          <w:szCs w:val="28"/>
+          <w:lang w:val="ru-RU"/>
+        </w:rPr>
+        <w:t>скарг</w:t>
+      </w:r>
+      <w:proofErr w:type="spellEnd"/>
+      <w:r>
+        <w:rPr>
+          <w:sz w:val="28"/>
+          <w:szCs w:val="28"/>
+          <w:lang w:val="ru-RU"/>
+        </w:rPr>
+        <w:t xml:space="preserve">, </w:t>
+      </w:r>
+      <w:proofErr w:type="spellStart"/>
+      <w:r>
+        <w:rPr>
+          <w:sz w:val="28"/>
+          <w:szCs w:val="28"/>
+          <w:lang w:val="ru-RU"/>
+        </w:rPr>
+        <w:t>адміністративну</w:t>
+      </w:r>
+      <w:proofErr w:type="spellEnd"/>
+      <w:r>
+        <w:rPr>
+          <w:sz w:val="28"/>
+          <w:szCs w:val="28"/>
+          <w:lang w:val="ru-RU"/>
+        </w:rPr>
+        <w:t xml:space="preserve"> панель, </w:t>
+      </w:r>
+      <w:proofErr w:type="spellStart"/>
+      <w:r>
+        <w:rPr>
+          <w:sz w:val="28"/>
+          <w:szCs w:val="28"/>
+          <w:lang w:val="ru-RU"/>
+        </w:rPr>
+        <w:t>імпорт</w:t>
+      </w:r>
+      <w:proofErr w:type="spellEnd"/>
+      <w:r>
+        <w:rPr>
+          <w:sz w:val="28"/>
+          <w:szCs w:val="28"/>
+          <w:lang w:val="ru-RU"/>
+        </w:rPr>
+        <w:t xml:space="preserve"> </w:t>
+      </w:r>
+      <w:proofErr w:type="spellStart"/>
+      <w:r>
+        <w:rPr>
+          <w:sz w:val="28"/>
+          <w:szCs w:val="28"/>
+          <w:lang w:val="ru-RU"/>
+        </w:rPr>
+        <w:t>даних</w:t>
+      </w:r>
+      <w:proofErr w:type="spellEnd"/>
+      <w:r>
+        <w:rPr>
+          <w:sz w:val="28"/>
+          <w:szCs w:val="28"/>
+          <w:lang w:val="ru-RU"/>
+        </w:rPr>
+        <w:t xml:space="preserve"> (</w:t>
+      </w:r>
+      <w:r>
+        <w:rPr>
+          <w:sz w:val="28"/>
+          <w:szCs w:val="28"/>
+        </w:rPr>
+        <w:t>CSV</w:t>
+      </w:r>
+      <w:r>
+        <w:rPr>
+          <w:sz w:val="28"/>
+          <w:szCs w:val="28"/>
+          <w:lang w:val="ru-RU"/>
+        </w:rPr>
+        <w:t>/</w:t>
+      </w:r>
+      <w:r>
+        <w:rPr>
+          <w:sz w:val="28"/>
+          <w:szCs w:val="28"/>
+        </w:rPr>
+        <w:t>XLSX</w:t>
+      </w:r>
+      <w:r>
+        <w:rPr>
+          <w:sz w:val="28"/>
+          <w:szCs w:val="28"/>
+          <w:lang w:val="ru-RU"/>
+        </w:rPr>
+        <w:t>/</w:t>
+      </w:r>
+      <w:r>
+        <w:rPr>
+          <w:sz w:val="28"/>
+          <w:szCs w:val="28"/>
+        </w:rPr>
+        <w:t>TXT</w:t>
+      </w:r>
+      <w:r>
+        <w:rPr>
+          <w:sz w:val="28"/>
+          <w:szCs w:val="28"/>
+          <w:lang w:val="ru-RU"/>
+        </w:rPr>
+        <w:t xml:space="preserve">) та </w:t>
+      </w:r>
+      <w:proofErr w:type="spellStart"/>
+      <w:r>
+        <w:rPr>
+          <w:sz w:val="28"/>
+          <w:szCs w:val="28"/>
+          <w:lang w:val="ru-RU"/>
+        </w:rPr>
+        <w:t>інтернаціоналізацію</w:t>
+      </w:r>
+      <w:proofErr w:type="spellEnd"/>
+      <w:r>
+        <w:rPr>
+          <w:sz w:val="28"/>
+          <w:szCs w:val="28"/>
+          <w:lang w:val="ru-RU"/>
+        </w:rPr>
+        <w:t xml:space="preserve"> </w:t>
+      </w:r>
+      <w:proofErr w:type="spellStart"/>
+      <w:r>
+        <w:rPr>
+          <w:sz w:val="28"/>
+          <w:szCs w:val="28"/>
+          <w:lang w:val="ru-RU"/>
+        </w:rPr>
+        <w:t>інтерфейсу</w:t>
+      </w:r>
+      <w:proofErr w:type="spellEnd"/>
+      <w:r>
+        <w:rPr>
+          <w:sz w:val="28"/>
+          <w:szCs w:val="28"/>
+          <w:lang w:val="ru-RU"/>
+        </w:rPr>
+        <w:t>.</w:t>
       </w:r>
     </w:p>
     <w:p>
@@ -29035,14 +29931,597 @@
         <w:rPr>
           <w:sz w:val="28"/>
           <w:szCs w:val="28"/>
+          <w:lang w:val="ru-RU"/>
         </w:rPr>
       </w:pPr>
-      <w:r>
-        <w:rPr>
-          <w:sz w:val="28"/>
-          <w:szCs w:val="28"/>
-        </w:rPr>
-        <w:t>Архітектура системи побудована за принципом «клієнт — сервер» із чітким поділом відповідальності: фронтенд-клієнт на React Native/Expo, хмарна серверна логіка на Supabase (PostgreSQL, RLS-політики, Edge Functions на Deno). Єдина кодова база TypeScript забезпечує ідентичний UI/UX на iOS, Android та Web і суттєво спрощує підтримку продукту.</w:t>
+      <w:proofErr w:type="spellStart"/>
+      <w:r>
+        <w:rPr>
+          <w:sz w:val="28"/>
+          <w:szCs w:val="28"/>
+          <w:lang w:val="ru-RU"/>
+        </w:rPr>
+        <w:t>Архітектура</w:t>
+      </w:r>
+      <w:proofErr w:type="spellEnd"/>
+      <w:r>
+        <w:rPr>
+          <w:sz w:val="28"/>
+          <w:szCs w:val="28"/>
+          <w:lang w:val="ru-RU"/>
+        </w:rPr>
+        <w:t xml:space="preserve"> </w:t>
+      </w:r>
+      <w:proofErr w:type="spellStart"/>
+      <w:r>
+        <w:rPr>
+          <w:sz w:val="28"/>
+          <w:szCs w:val="28"/>
+          <w:lang w:val="ru-RU"/>
+        </w:rPr>
+        <w:t>системи</w:t>
+      </w:r>
+      <w:proofErr w:type="spellEnd"/>
+      <w:r>
+        <w:rPr>
+          <w:sz w:val="28"/>
+          <w:szCs w:val="28"/>
+          <w:lang w:val="ru-RU"/>
+        </w:rPr>
+        <w:t xml:space="preserve"> </w:t>
+      </w:r>
+      <w:proofErr w:type="spellStart"/>
+      <w:r>
+        <w:rPr>
+          <w:sz w:val="28"/>
+          <w:szCs w:val="28"/>
+          <w:lang w:val="ru-RU"/>
+        </w:rPr>
+        <w:t>побудована</w:t>
+      </w:r>
+      <w:proofErr w:type="spellEnd"/>
+      <w:r>
+        <w:rPr>
+          <w:sz w:val="28"/>
+          <w:szCs w:val="28"/>
+          <w:lang w:val="ru-RU"/>
+        </w:rPr>
+        <w:t xml:space="preserve"> за принципом «</w:t>
+      </w:r>
+      <w:proofErr w:type="spellStart"/>
+      <w:r>
+        <w:rPr>
+          <w:sz w:val="28"/>
+          <w:szCs w:val="28"/>
+          <w:lang w:val="ru-RU"/>
+        </w:rPr>
+        <w:t>клієнт</w:t>
+      </w:r>
+      <w:proofErr w:type="spellEnd"/>
+      <w:r>
+        <w:rPr>
+          <w:sz w:val="28"/>
+          <w:szCs w:val="28"/>
+          <w:lang w:val="ru-RU"/>
+        </w:rPr>
+        <w:t xml:space="preserve"> — сервер» </w:t>
+      </w:r>
+      <w:proofErr w:type="spellStart"/>
+      <w:r>
+        <w:rPr>
+          <w:sz w:val="28"/>
+          <w:szCs w:val="28"/>
+          <w:lang w:val="ru-RU"/>
+        </w:rPr>
+        <w:t>із</w:t>
+      </w:r>
+      <w:proofErr w:type="spellEnd"/>
+      <w:r>
+        <w:rPr>
+          <w:sz w:val="28"/>
+          <w:szCs w:val="28"/>
+          <w:lang w:val="ru-RU"/>
+        </w:rPr>
+        <w:t xml:space="preserve"> </w:t>
+      </w:r>
+      <w:proofErr w:type="spellStart"/>
+      <w:r>
+        <w:rPr>
+          <w:sz w:val="28"/>
+          <w:szCs w:val="28"/>
+          <w:lang w:val="ru-RU"/>
+        </w:rPr>
+        <w:t>чітким</w:t>
+      </w:r>
+      <w:proofErr w:type="spellEnd"/>
+      <w:r>
+        <w:rPr>
+          <w:sz w:val="28"/>
+          <w:szCs w:val="28"/>
+          <w:lang w:val="ru-RU"/>
+        </w:rPr>
+        <w:t xml:space="preserve"> </w:t>
+      </w:r>
+      <w:proofErr w:type="spellStart"/>
+      <w:r>
+        <w:rPr>
+          <w:sz w:val="28"/>
+          <w:szCs w:val="28"/>
+          <w:lang w:val="ru-RU"/>
+        </w:rPr>
+        <w:t>поділом</w:t>
+      </w:r>
+      <w:proofErr w:type="spellEnd"/>
+      <w:r>
+        <w:rPr>
+          <w:sz w:val="28"/>
+          <w:szCs w:val="28"/>
+          <w:lang w:val="ru-RU"/>
+        </w:rPr>
+        <w:t xml:space="preserve"> </w:t>
+      </w:r>
+      <w:proofErr w:type="spellStart"/>
+      <w:r>
+        <w:rPr>
+          <w:sz w:val="28"/>
+          <w:szCs w:val="28"/>
+          <w:lang w:val="ru-RU"/>
+        </w:rPr>
+        <w:t>відповідальності</w:t>
+      </w:r>
+      <w:proofErr w:type="spellEnd"/>
+      <w:r>
+        <w:rPr>
+          <w:sz w:val="28"/>
+          <w:szCs w:val="28"/>
+          <w:lang w:val="ru-RU"/>
+        </w:rPr>
+        <w:t>: фронтенд-</w:t>
+      </w:r>
+      <w:proofErr w:type="spellStart"/>
+      <w:r>
+        <w:rPr>
+          <w:sz w:val="28"/>
+          <w:szCs w:val="28"/>
+          <w:lang w:val="ru-RU"/>
+        </w:rPr>
+        <w:t>клієнт</w:t>
+      </w:r>
+      <w:proofErr w:type="spellEnd"/>
+      <w:r>
+        <w:rPr>
+          <w:sz w:val="28"/>
+          <w:szCs w:val="28"/>
+          <w:lang w:val="ru-RU"/>
+        </w:rPr>
+        <w:t xml:space="preserve"> на </w:t>
+      </w:r>
+      <w:r>
+        <w:rPr>
+          <w:sz w:val="28"/>
+          <w:szCs w:val="28"/>
+        </w:rPr>
+        <w:t>React</w:t>
+      </w:r>
+      <w:r>
+        <w:rPr>
+          <w:sz w:val="28"/>
+          <w:szCs w:val="28"/>
+          <w:lang w:val="ru-RU"/>
+        </w:rPr>
+        <w:t xml:space="preserve"> </w:t>
+      </w:r>
+      <w:r>
+        <w:rPr>
+          <w:sz w:val="28"/>
+          <w:szCs w:val="28"/>
+        </w:rPr>
+        <w:t>Native</w:t>
+      </w:r>
+      <w:r>
+        <w:rPr>
+          <w:sz w:val="28"/>
+          <w:szCs w:val="28"/>
+          <w:lang w:val="ru-RU"/>
+        </w:rPr>
+        <w:t>/</w:t>
+      </w:r>
+      <w:r>
+        <w:rPr>
+          <w:sz w:val="28"/>
+          <w:szCs w:val="28"/>
+        </w:rPr>
+        <w:t>Expo</w:t>
+      </w:r>
+      <w:r>
+        <w:rPr>
+          <w:sz w:val="28"/>
+          <w:szCs w:val="28"/>
+          <w:lang w:val="ru-RU"/>
+        </w:rPr>
+        <w:t xml:space="preserve">, </w:t>
+      </w:r>
+      <w:proofErr w:type="spellStart"/>
+      <w:r>
+        <w:rPr>
+          <w:sz w:val="28"/>
+          <w:szCs w:val="28"/>
+          <w:lang w:val="ru-RU"/>
+        </w:rPr>
+        <w:t>хмарна</w:t>
+      </w:r>
+      <w:proofErr w:type="spellEnd"/>
+      <w:r>
+        <w:rPr>
+          <w:sz w:val="28"/>
+          <w:szCs w:val="28"/>
+          <w:lang w:val="ru-RU"/>
+        </w:rPr>
+        <w:t xml:space="preserve"> </w:t>
+      </w:r>
+      <w:proofErr w:type="spellStart"/>
+      <w:r>
+        <w:rPr>
+          <w:sz w:val="28"/>
+          <w:szCs w:val="28"/>
+          <w:lang w:val="ru-RU"/>
+        </w:rPr>
+        <w:t>серверна</w:t>
+      </w:r>
+      <w:proofErr w:type="spellEnd"/>
+      <w:r>
+        <w:rPr>
+          <w:sz w:val="28"/>
+          <w:szCs w:val="28"/>
+          <w:lang w:val="ru-RU"/>
+        </w:rPr>
+        <w:t xml:space="preserve"> </w:t>
+      </w:r>
+      <w:proofErr w:type="spellStart"/>
+      <w:r>
+        <w:rPr>
+          <w:sz w:val="28"/>
+          <w:szCs w:val="28"/>
+          <w:lang w:val="ru-RU"/>
+        </w:rPr>
+        <w:t>логіка</w:t>
+      </w:r>
+      <w:proofErr w:type="spellEnd"/>
+      <w:r>
+        <w:rPr>
+          <w:sz w:val="28"/>
+          <w:szCs w:val="28"/>
+          <w:lang w:val="ru-RU"/>
+        </w:rPr>
+        <w:t xml:space="preserve"> на </w:t>
+      </w:r>
+      <w:proofErr w:type="spellStart"/>
+      <w:r>
+        <w:rPr>
+          <w:sz w:val="28"/>
+          <w:szCs w:val="28"/>
+        </w:rPr>
+        <w:t>Supabase</w:t>
+      </w:r>
+      <w:proofErr w:type="spellEnd"/>
+      <w:r>
+        <w:rPr>
+          <w:sz w:val="28"/>
+          <w:szCs w:val="28"/>
+          <w:lang w:val="ru-RU"/>
+        </w:rPr>
+        <w:t xml:space="preserve"> (</w:t>
+      </w:r>
+      <w:r>
+        <w:rPr>
+          <w:sz w:val="28"/>
+          <w:szCs w:val="28"/>
+        </w:rPr>
+        <w:t>PostgreSQL</w:t>
+      </w:r>
+      <w:r>
+        <w:rPr>
+          <w:sz w:val="28"/>
+          <w:szCs w:val="28"/>
+          <w:lang w:val="ru-RU"/>
+        </w:rPr>
+        <w:t xml:space="preserve">, </w:t>
+      </w:r>
+      <w:r>
+        <w:rPr>
+          <w:sz w:val="28"/>
+          <w:szCs w:val="28"/>
+        </w:rPr>
+        <w:t>RLS</w:t>
+      </w:r>
+      <w:r>
+        <w:rPr>
+          <w:sz w:val="28"/>
+          <w:szCs w:val="28"/>
+          <w:lang w:val="ru-RU"/>
+        </w:rPr>
+        <w:t>-</w:t>
+      </w:r>
+      <w:proofErr w:type="spellStart"/>
+      <w:r>
+        <w:rPr>
+          <w:sz w:val="28"/>
+          <w:szCs w:val="28"/>
+          <w:lang w:val="ru-RU"/>
+        </w:rPr>
+        <w:t>політики</w:t>
+      </w:r>
+      <w:proofErr w:type="spellEnd"/>
+      <w:r>
+        <w:rPr>
+          <w:sz w:val="28"/>
+          <w:szCs w:val="28"/>
+          <w:lang w:val="ru-RU"/>
+        </w:rPr>
+        <w:t xml:space="preserve">, </w:t>
+      </w:r>
+      <w:r>
+        <w:rPr>
+          <w:sz w:val="28"/>
+          <w:szCs w:val="28"/>
+        </w:rPr>
+        <w:t>Edge</w:t>
+      </w:r>
+      <w:r>
+        <w:rPr>
+          <w:sz w:val="28"/>
+          <w:szCs w:val="28"/>
+          <w:lang w:val="ru-RU"/>
+        </w:rPr>
+        <w:t xml:space="preserve"> </w:t>
+      </w:r>
+      <w:r>
+        <w:rPr>
+          <w:sz w:val="28"/>
+          <w:szCs w:val="28"/>
+        </w:rPr>
+        <w:t>Functions</w:t>
+      </w:r>
+      <w:r>
+        <w:rPr>
+          <w:sz w:val="28"/>
+          <w:szCs w:val="28"/>
+          <w:lang w:val="ru-RU"/>
+        </w:rPr>
+        <w:t xml:space="preserve"> на </w:t>
+      </w:r>
+      <w:r>
+        <w:rPr>
+          <w:sz w:val="28"/>
+          <w:szCs w:val="28"/>
+        </w:rPr>
+        <w:t>Deno</w:t>
+      </w:r>
+      <w:r>
+        <w:rPr>
+          <w:sz w:val="28"/>
+          <w:szCs w:val="28"/>
+          <w:lang w:val="ru-RU"/>
+        </w:rPr>
+        <w:t xml:space="preserve">). </w:t>
+      </w:r>
+      <w:proofErr w:type="spellStart"/>
+      <w:r>
+        <w:rPr>
+          <w:sz w:val="28"/>
+          <w:szCs w:val="28"/>
+          <w:lang w:val="ru-RU"/>
+        </w:rPr>
+        <w:t>Єдина</w:t>
+      </w:r>
+      <w:proofErr w:type="spellEnd"/>
+      <w:r>
+        <w:rPr>
+          <w:sz w:val="28"/>
+          <w:szCs w:val="28"/>
+          <w:lang w:val="ru-RU"/>
+        </w:rPr>
+        <w:t xml:space="preserve"> </w:t>
+      </w:r>
+      <w:proofErr w:type="spellStart"/>
+      <w:r>
+        <w:rPr>
+          <w:sz w:val="28"/>
+          <w:szCs w:val="28"/>
+          <w:lang w:val="ru-RU"/>
+        </w:rPr>
+        <w:t>кодова</w:t>
+      </w:r>
+      <w:proofErr w:type="spellEnd"/>
+      <w:r>
+        <w:rPr>
+          <w:sz w:val="28"/>
+          <w:szCs w:val="28"/>
+          <w:lang w:val="ru-RU"/>
+        </w:rPr>
+        <w:t xml:space="preserve"> база </w:t>
+      </w:r>
+      <w:proofErr w:type="spellStart"/>
+      <w:r>
+        <w:rPr>
+          <w:sz w:val="28"/>
+          <w:szCs w:val="28"/>
+        </w:rPr>
+        <w:t>TypeScript</w:t>
+      </w:r>
+      <w:proofErr w:type="spellEnd"/>
+      <w:r>
+        <w:rPr>
+          <w:sz w:val="28"/>
+          <w:szCs w:val="28"/>
+          <w:lang w:val="ru-RU"/>
+        </w:rPr>
+        <w:t xml:space="preserve"> </w:t>
+      </w:r>
+      <w:proofErr w:type="spellStart"/>
+      <w:r>
+        <w:rPr>
+          <w:sz w:val="28"/>
+          <w:szCs w:val="28"/>
+          <w:lang w:val="ru-RU"/>
+        </w:rPr>
+        <w:t>забезпечує</w:t>
+      </w:r>
+      <w:proofErr w:type="spellEnd"/>
+      <w:r>
+        <w:rPr>
+          <w:sz w:val="28"/>
+          <w:szCs w:val="28"/>
+          <w:lang w:val="ru-RU"/>
+        </w:rPr>
+        <w:t xml:space="preserve"> </w:t>
+      </w:r>
+      <w:proofErr w:type="spellStart"/>
+      <w:r>
+        <w:rPr>
+          <w:sz w:val="28"/>
+          <w:szCs w:val="28"/>
+          <w:lang w:val="ru-RU"/>
+        </w:rPr>
+        <w:t>ідентичний</w:t>
+      </w:r>
+      <w:proofErr w:type="spellEnd"/>
+      <w:r>
+        <w:rPr>
+          <w:sz w:val="28"/>
+          <w:szCs w:val="28"/>
+          <w:lang w:val="ru-RU"/>
+        </w:rPr>
+        <w:t xml:space="preserve"> </w:t>
+      </w:r>
+      <w:r>
+        <w:rPr>
+          <w:sz w:val="28"/>
+          <w:szCs w:val="28"/>
+        </w:rPr>
+        <w:t>UI</w:t>
+      </w:r>
+      <w:r>
+        <w:rPr>
+          <w:sz w:val="28"/>
+          <w:szCs w:val="28"/>
+          <w:lang w:val="ru-RU"/>
+        </w:rPr>
+        <w:t>/</w:t>
+      </w:r>
+      <w:r>
+        <w:rPr>
+          <w:sz w:val="28"/>
+          <w:szCs w:val="28"/>
+        </w:rPr>
+        <w:t>UX</w:t>
+      </w:r>
+      <w:r>
+        <w:rPr>
+          <w:sz w:val="28"/>
+          <w:szCs w:val="28"/>
+          <w:lang w:val="ru-RU"/>
+        </w:rPr>
+        <w:t xml:space="preserve"> на </w:t>
+      </w:r>
+      <w:r>
+        <w:rPr>
+          <w:sz w:val="28"/>
+          <w:szCs w:val="28"/>
+        </w:rPr>
+        <w:t>iOS</w:t>
+      </w:r>
+      <w:r>
+        <w:rPr>
+          <w:sz w:val="28"/>
+          <w:szCs w:val="28"/>
+          <w:lang w:val="ru-RU"/>
+        </w:rPr>
+        <w:t xml:space="preserve">, </w:t>
+      </w:r>
+      <w:r>
+        <w:rPr>
+          <w:sz w:val="28"/>
+          <w:szCs w:val="28"/>
+        </w:rPr>
+        <w:t>Android</w:t>
+      </w:r>
+      <w:r>
+        <w:rPr>
+          <w:sz w:val="28"/>
+          <w:szCs w:val="28"/>
+          <w:lang w:val="ru-RU"/>
+        </w:rPr>
+        <w:t xml:space="preserve"> та </w:t>
+      </w:r>
+      <w:r>
+        <w:rPr>
+          <w:sz w:val="28"/>
+          <w:szCs w:val="28"/>
+        </w:rPr>
+        <w:t>Web</w:t>
+      </w:r>
+      <w:r>
+        <w:rPr>
+          <w:sz w:val="28"/>
+          <w:szCs w:val="28"/>
+          <w:lang w:val="ru-RU"/>
+        </w:rPr>
+        <w:t xml:space="preserve"> і </w:t>
+      </w:r>
+      <w:proofErr w:type="spellStart"/>
+      <w:r>
+        <w:rPr>
+          <w:sz w:val="28"/>
+          <w:szCs w:val="28"/>
+          <w:lang w:val="ru-RU"/>
+        </w:rPr>
+        <w:t>суттєво</w:t>
+      </w:r>
+      <w:proofErr w:type="spellEnd"/>
+      <w:r>
+        <w:rPr>
+          <w:sz w:val="28"/>
+          <w:szCs w:val="28"/>
+          <w:lang w:val="ru-RU"/>
+        </w:rPr>
+        <w:t xml:space="preserve"> </w:t>
+      </w:r>
+      <w:proofErr w:type="spellStart"/>
+      <w:r>
+        <w:rPr>
+          <w:sz w:val="28"/>
+          <w:szCs w:val="28"/>
+          <w:lang w:val="ru-RU"/>
+        </w:rPr>
+        <w:t>спрощує</w:t>
+      </w:r>
+      <w:proofErr w:type="spellEnd"/>
+      <w:r>
+        <w:rPr>
+          <w:sz w:val="28"/>
+          <w:szCs w:val="28"/>
+          <w:lang w:val="ru-RU"/>
+        </w:rPr>
+        <w:t xml:space="preserve"> </w:t>
+      </w:r>
+      <w:proofErr w:type="spellStart"/>
+      <w:r>
+        <w:rPr>
+          <w:sz w:val="28"/>
+          <w:szCs w:val="28"/>
+          <w:lang w:val="ru-RU"/>
+        </w:rPr>
+        <w:t>підтримку</w:t>
+      </w:r>
+      <w:proofErr w:type="spellEnd"/>
+      <w:r>
+        <w:rPr>
+          <w:sz w:val="28"/>
+          <w:szCs w:val="28"/>
+          <w:lang w:val="ru-RU"/>
+        </w:rPr>
+        <w:t xml:space="preserve"> продукту.</w:t>
       </w:r>
     </w:p>
     <w:p>
@@ -37403,10 +38882,10 @@
           <w:lang w:val="ru-RU"/>
         </w:rPr>
         <w:drawing>
-          <wp:inline distT="0" distB="0" distL="0" distR="0" wp14:anchorId="2C958A62" wp14:editId="4F524A4F">
+          <wp:inline distT="0" distB="0" distL="0" distR="0" wp14:anchorId="1A87A59B" wp14:editId="52530748">
             <wp:extent cx="5940425" cy="3319145"/>
             <wp:effectExtent l="19050" t="19050" r="22225" b="14605"/>
-            <wp:docPr id="1457442806" name="Grafik 1"/>
+            <wp:docPr id="1643583879" name="Grafik 1"/>
             <wp:cNvGraphicFramePr>
               <a:graphicFrameLocks xmlns:a="http://schemas.openxmlformats.org/drawingml/2006/main" noChangeAspect="1"/>
             </wp:cNvGraphicFramePr>
@@ -37414,7 +38893,7 @@
               <a:graphicData uri="http://schemas.openxmlformats.org/drawingml/2006/picture">
                 <pic:pic xmlns:pic="http://schemas.openxmlformats.org/drawingml/2006/picture">
                   <pic:nvPicPr>
-                    <pic:cNvPr id="1457442806" name="Grafik 1457442806"/>
+                    <pic:cNvPr id="1643583879" name="Grafik 1643583879"/>
                     <pic:cNvPicPr/>
                   </pic:nvPicPr>
                   <pic:blipFill>
